--- a/oto1-price-list/5ge9j1hhhz/price-list.docx
+++ b/oto1-price-list/5ge9j1hhhz/price-list.docx
@@ -184,7 +184,7 @@
           </w:tcPr>
           <w:p>
             <w:r>
-              <w:t>Knickers (thong, brief, high-waist, French knickers)</w:t>
+              <w:t>Briefs (thong, brief, high-waist, French briefs)</w:t>
             </w:r>
           </w:p>
         </w:tc>
@@ -212,7 +212,7 @@
           </w:tcPr>
           <w:p>
             <w:r>
-              <w:t>Corset + knickers set</w:t>
+              <w:t>Corset + briefs set</w:t>
             </w:r>
           </w:p>
         </w:tc>
@@ -288,7 +288,7 @@
           </w:tcPr>
           <w:p>
             <w:r>
-              <w:t>Depends on postcode</w:t>
+              <w:t>Depends on ZIP or postal code</w:t>
             </w:r>
           </w:p>
         </w:tc>
